--- a/ark-455/CORRECTION.docx
+++ b/ark-455/CORRECTION.docx
@@ -1322,6 +1322,80 @@
       </w:r>
       <w:r>
         <w:t xml:space="preserve">detection failure.</w:t>
+      </w:r>
+    </w:p>
+    <w:p>
+      <w:pPr>
+        <w:numPr>
+          <w:ilvl w:val="0"/>
+          <w:numId w:val="1000"/>
+        </w:numPr>
+        <w:pStyle w:val="Compact"/>
+      </w:pPr>
+      <w:r>
+        <w:rPr>
+          <w:bCs/>
+          <w:b/>
+        </w:rPr>
+        <w:t xml:space="preserve">ARK-455b outcome (2026-07-17): PASS.</w:t>
+      </w:r>
+      <w:r>
+        <w:t xml:space="preserve"> </w:t>
+      </w:r>
+      <w:r>
+        <w:t xml:space="preserve">With the corrected mutation, Arm 3</w:t>
+      </w:r>
+      <w:r>
+        <w:t xml:space="preserve"> </w:t>
+      </w:r>
+      <w:r>
+        <w:t xml:space="preserve">(timestamp) is now detected at</w:t>
+      </w:r>
+      <w:r>
+        <w:t xml:space="preserve"> </w:t>
+      </w:r>
+      <w:r>
+        <w:rPr>
+          <w:bCs/>
+          <w:b/>
+        </w:rPr>
+        <w:t xml:space="preserve">100%</w:t>
+      </w:r>
+      <w:r>
+        <w:t xml:space="preserve"> </w:t>
+      </w:r>
+      <w:r>
+        <w:t xml:space="preserve">by both verifiers, empirically confirming</w:t>
+      </w:r>
+      <w:r>
+        <w:t xml:space="preserve"> </w:t>
+      </w:r>
+      <w:r>
+        <w:t xml:space="preserve">this erratum’s root-cause finding. The new pre-signing expired-timestamp arm is</w:t>
+      </w:r>
+      <w:r>
+        <w:t xml:space="preserve"> </w:t>
+      </w:r>
+      <w:r>
+        <w:t xml:space="preserve">also rejected at 100% via the validity-window gate, and V1–V2 concordance is</w:t>
+      </w:r>
+      <w:r>
+        <w:t xml:space="preserve"> </w:t>
+      </w:r>
+      <w:r>
+        <w:t xml:space="preserve">100% across all 900 records. See</w:t>
+      </w:r>
+      <w:r>
+        <w:t xml:space="preserve"> </w:t>
+      </w:r>
+      <w:r>
+        <w:rPr>
+          <w:rStyle w:val="VerbatimChar"/>
+        </w:rPr>
+        <w:t xml:space="preserve">../ark-455b/RESULTS.md</w:t>
+      </w:r>
+      <w:r>
+        <w:t xml:space="preserve">.</w:t>
       </w:r>
     </w:p>
     <w:p>
